--- a/KHBD_Tin_học/Lớp_2/Tuần_07/KHBD_Tin_hoc_Lớp_2_Tiet06_Thu_muc_la_gi.docx
+++ b/KHBD_Tin_học/Lớp_2/Tuần_07/KHBD_Tin_hoc_Lớp_2_Tiet06_Thu_muc_la_gi.docx
@@ -35,10 +35,15 @@
               <w:spacing w:line="360" w:lineRule="auto" w:after="40"/>
               <w:jc w:val="left"/>
             </w:pPr>
-            <w:r/>
-            <w:r>
-              <w:rPr>
-                <w:rFonts w:ascii="Times New Roman" w:hAnsi="Times New Roman" w:eastAsia="Times New Roman"/>
+            <w:r>
+              <w:rPr>
+                <w:rFonts w:ascii="Times New Roman" w:hAnsi="Times New Roman" w:cs="Times New Roman"/>
+                <w:sz w:val="26"/>
+              </w:rPr>
+            </w:r>
+            <w:r>
+              <w:rPr>
+                <w:rFonts w:ascii="Times New Roman" w:hAnsi="Times New Roman" w:eastAsia="Times New Roman" w:cs="Times New Roman"/>
                 <w:b/>
                 <w:i w:val="0"/>
                 <w:sz w:val="26"/>
@@ -62,10 +67,15 @@
               <w:spacing w:line="360" w:lineRule="auto" w:after="40"/>
               <w:jc w:val="left"/>
             </w:pPr>
-            <w:r/>
-            <w:r>
-              <w:rPr>
-                <w:rFonts w:ascii="Times New Roman" w:hAnsi="Times New Roman" w:eastAsia="Times New Roman"/>
+            <w:r>
+              <w:rPr>
+                <w:rFonts w:ascii="Times New Roman" w:hAnsi="Times New Roman" w:cs="Times New Roman"/>
+                <w:sz w:val="26"/>
+              </w:rPr>
+            </w:r>
+            <w:r>
+              <w:rPr>
+                <w:rFonts w:ascii="Times New Roman" w:hAnsi="Times New Roman" w:eastAsia="Times New Roman" w:cs="Times New Roman"/>
                 <w:b w:val="0"/>
                 <w:i w:val="0"/>
                 <w:sz w:val="26"/>
@@ -91,10 +101,15 @@
               <w:spacing w:line="360" w:lineRule="auto" w:after="40"/>
               <w:jc w:val="left"/>
             </w:pPr>
-            <w:r/>
-            <w:r>
-              <w:rPr>
-                <w:rFonts w:ascii="Times New Roman" w:hAnsi="Times New Roman" w:eastAsia="Times New Roman"/>
+            <w:r>
+              <w:rPr>
+                <w:rFonts w:ascii="Times New Roman" w:hAnsi="Times New Roman" w:cs="Times New Roman"/>
+                <w:sz w:val="26"/>
+              </w:rPr>
+            </w:r>
+            <w:r>
+              <w:rPr>
+                <w:rFonts w:ascii="Times New Roman" w:hAnsi="Times New Roman" w:eastAsia="Times New Roman" w:cs="Times New Roman"/>
                 <w:b w:val="0"/>
                 <w:i w:val="0"/>
                 <w:sz w:val="26"/>
@@ -118,10 +133,15 @@
               <w:spacing w:line="360" w:lineRule="auto" w:after="40"/>
               <w:jc w:val="left"/>
             </w:pPr>
-            <w:r/>
-            <w:r>
-              <w:rPr>
-                <w:rFonts w:ascii="Times New Roman" w:hAnsi="Times New Roman" w:eastAsia="Times New Roman"/>
+            <w:r>
+              <w:rPr>
+                <w:rFonts w:ascii="Times New Roman" w:hAnsi="Times New Roman" w:cs="Times New Roman"/>
+                <w:sz w:val="26"/>
+              </w:rPr>
+            </w:r>
+            <w:r>
+              <w:rPr>
+                <w:rFonts w:ascii="Times New Roman" w:hAnsi="Times New Roman" w:eastAsia="Times New Roman" w:cs="Times New Roman"/>
                 <w:b w:val="0"/>
                 <w:i w:val="0"/>
                 <w:sz w:val="26"/>
@@ -136,7 +156,7 @@
             </w:pPr>
             <w:r>
               <w:rPr>
-                <w:rFonts w:ascii="Times New Roman" w:hAnsi="Times New Roman" w:eastAsia="Times New Roman"/>
+                <w:rFonts w:ascii="Times New Roman" w:hAnsi="Times New Roman" w:eastAsia="Times New Roman" w:cs="Times New Roman"/>
                 <w:b w:val="0"/>
                 <w:i w:val="0"/>
                 <w:sz w:val="26"/>
@@ -151,7 +171,7 @@
             </w:pPr>
             <w:r>
               <w:rPr>
-                <w:rFonts w:ascii="Times New Roman" w:hAnsi="Times New Roman" w:eastAsia="Times New Roman"/>
+                <w:rFonts w:ascii="Times New Roman" w:hAnsi="Times New Roman" w:eastAsia="Times New Roman" w:cs="Times New Roman"/>
                 <w:b w:val="0"/>
                 <w:i w:val="0"/>
                 <w:sz w:val="26"/>
@@ -169,10 +189,10 @@
       </w:pPr>
       <w:r>
         <w:rPr>
-          <w:rFonts w:ascii="Times New Roman" w:hAnsi="Times New Roman" w:eastAsia="Times New Roman"/>
+          <w:rFonts w:ascii="Times New Roman" w:hAnsi="Times New Roman" w:eastAsia="Times New Roman" w:cs="Times New Roman"/>
           <w:b/>
           <w:i w:val="0"/>
-          <w:sz w:val="28"/>
+          <w:sz w:val="26"/>
         </w:rPr>
         <w:t>KẾ HOẠCH DẠY HỌC MÔN TIN HỌC</w:t>
       </w:r>
@@ -184,7 +204,7 @@
       </w:pPr>
       <w:r>
         <w:rPr>
-          <w:rFonts w:ascii="Times New Roman" w:hAnsi="Times New Roman" w:eastAsia="Times New Roman"/>
+          <w:rFonts w:ascii="Times New Roman" w:hAnsi="Times New Roman" w:eastAsia="Times New Roman" w:cs="Times New Roman"/>
           <w:b/>
           <w:i w:val="0"/>
           <w:sz w:val="26"/>
@@ -206,7 +226,7 @@
       </w:pPr>
       <w:r>
         <w:rPr>
-          <w:rFonts w:ascii="Times New Roman" w:hAnsi="Times New Roman" w:eastAsia="Times New Roman"/>
+          <w:rFonts w:ascii="Times New Roman" w:hAnsi="Times New Roman" w:eastAsia="Times New Roman" w:cs="Times New Roman"/>
           <w:b/>
           <w:i w:val="0"/>
           <w:sz w:val="26"/>
@@ -222,7 +242,7 @@
       </w:pPr>
       <w:r>
         <w:rPr>
-          <w:rFonts w:ascii="Times New Roman" w:hAnsi="Times New Roman" w:eastAsia="Times New Roman"/>
+          <w:rFonts w:ascii="Times New Roman" w:hAnsi="Times New Roman" w:eastAsia="Times New Roman" w:cs="Times New Roman"/>
           <w:b w:val="0"/>
           <w:i w:val="0"/>
           <w:sz w:val="26"/>
@@ -238,7 +258,7 @@
       </w:pPr>
       <w:r>
         <w:rPr>
-          <w:rFonts w:ascii="Times New Roman" w:hAnsi="Times New Roman" w:eastAsia="Times New Roman"/>
+          <w:rFonts w:ascii="Times New Roman" w:hAnsi="Times New Roman" w:eastAsia="Times New Roman" w:cs="Times New Roman"/>
           <w:b w:val="0"/>
           <w:i w:val="0"/>
           <w:sz w:val="26"/>
@@ -254,7 +274,7 @@
       </w:pPr>
       <w:r>
         <w:rPr>
-          <w:rFonts w:ascii="Times New Roman" w:hAnsi="Times New Roman" w:eastAsia="Times New Roman"/>
+          <w:rFonts w:ascii="Times New Roman" w:hAnsi="Times New Roman" w:eastAsia="Times New Roman" w:cs="Times New Roman"/>
           <w:b/>
           <w:i w:val="0"/>
           <w:sz w:val="26"/>
@@ -270,13 +290,21 @@
       </w:pPr>
       <w:r>
         <w:rPr>
-          <w:rFonts w:ascii="Times New Roman" w:hAnsi="Times New Roman" w:eastAsia="Times New Roman"/>
+          <w:rFonts w:ascii="Times New Roman" w:hAnsi="Times New Roman" w:eastAsia="Times New Roman" w:cs="Times New Roman"/>
           <w:b w:val="0"/>
           <w:i w:val="0"/>
           <w:sz w:val="26"/>
         </w:rPr>
         <w:t>- Chăm chỉ: Hăng hái tham gia hoạt động tìm hiểu bài học, kiên trì thực hành theo hướng dẫn. (Đạt được thông qua Hoạt động 2, Hoạt động 3)</w:t>
       </w:r>
+      <w:r>
+        <w:rPr>
+          <w:rFonts w:ascii="Times New Roman" w:hAnsi="Times New Roman" w:cs="Times New Roman"/>
+          <w:i/>
+          <w:sz w:val="26"/>
+        </w:rPr>
+        <w:t xml:space="preserve"> (Trang SGK: 22 - 25 (Tài liệu Tin học 2))</w:t>
+      </w:r>
     </w:p>
     <w:p>
       <w:pPr>
@@ -286,7 +314,7 @@
       </w:pPr>
       <w:r>
         <w:rPr>
-          <w:rFonts w:ascii="Times New Roman" w:hAnsi="Times New Roman" w:eastAsia="Times New Roman"/>
+          <w:rFonts w:ascii="Times New Roman" w:hAnsi="Times New Roman" w:eastAsia="Times New Roman" w:cs="Times New Roman"/>
           <w:b w:val="0"/>
           <w:i w:val="0"/>
           <w:sz w:val="26"/>
@@ -302,7 +330,7 @@
       </w:pPr>
       <w:r>
         <w:rPr>
-          <w:rFonts w:ascii="Times New Roman" w:hAnsi="Times New Roman" w:eastAsia="Times New Roman"/>
+          <w:rFonts w:ascii="Times New Roman" w:hAnsi="Times New Roman" w:eastAsia="Times New Roman" w:cs="Times New Roman"/>
           <w:b w:val="0"/>
           <w:i w:val="0"/>
           <w:sz w:val="26"/>
@@ -318,7 +346,7 @@
       </w:pPr>
       <w:r>
         <w:rPr>
-          <w:rFonts w:ascii="Times New Roman" w:hAnsi="Times New Roman" w:eastAsia="Times New Roman"/>
+          <w:rFonts w:ascii="Times New Roman" w:hAnsi="Times New Roman" w:eastAsia="Times New Roman" w:cs="Times New Roman"/>
           <w:b/>
           <w:i w:val="0"/>
           <w:sz w:val="26"/>
@@ -334,7 +362,7 @@
       </w:pPr>
       <w:r>
         <w:rPr>
-          <w:rFonts w:ascii="Times New Roman" w:hAnsi="Times New Roman" w:eastAsia="Times New Roman"/>
+          <w:rFonts w:ascii="Times New Roman" w:hAnsi="Times New Roman" w:eastAsia="Times New Roman" w:cs="Times New Roman"/>
           <w:b/>
           <w:i w:val="0"/>
           <w:sz w:val="26"/>
@@ -350,7 +378,7 @@
       </w:pPr>
       <w:r>
         <w:rPr>
-          <w:rFonts w:ascii="Times New Roman" w:hAnsi="Times New Roman" w:eastAsia="Times New Roman"/>
+          <w:rFonts w:ascii="Times New Roman" w:hAnsi="Times New Roman" w:eastAsia="Times New Roman" w:cs="Times New Roman"/>
           <w:b w:val="0"/>
           <w:i w:val="0"/>
           <w:sz w:val="26"/>
@@ -366,7 +394,7 @@
       </w:pPr>
       <w:r>
         <w:rPr>
-          <w:rFonts w:ascii="Times New Roman" w:hAnsi="Times New Roman" w:eastAsia="Times New Roman"/>
+          <w:rFonts w:ascii="Times New Roman" w:hAnsi="Times New Roman" w:eastAsia="Times New Roman" w:cs="Times New Roman"/>
           <w:b w:val="0"/>
           <w:i w:val="0"/>
           <w:sz w:val="26"/>
@@ -382,7 +410,7 @@
       </w:pPr>
       <w:r>
         <w:rPr>
-          <w:rFonts w:ascii="Times New Roman" w:hAnsi="Times New Roman" w:eastAsia="Times New Roman"/>
+          <w:rFonts w:ascii="Times New Roman" w:hAnsi="Times New Roman" w:eastAsia="Times New Roman" w:cs="Times New Roman"/>
           <w:b/>
           <w:i w:val="0"/>
           <w:sz w:val="26"/>
@@ -398,7 +426,7 @@
       </w:pPr>
       <w:r>
         <w:rPr>
-          <w:rFonts w:ascii="Times New Roman" w:hAnsi="Times New Roman" w:eastAsia="Times New Roman"/>
+          <w:rFonts w:ascii="Times New Roman" w:hAnsi="Times New Roman" w:eastAsia="Times New Roman" w:cs="Times New Roman"/>
           <w:b w:val="0"/>
           <w:i w:val="0"/>
           <w:sz w:val="26"/>
@@ -414,7 +442,7 @@
       </w:pPr>
       <w:r>
         <w:rPr>
-          <w:rFonts w:ascii="Times New Roman" w:hAnsi="Times New Roman" w:eastAsia="Times New Roman"/>
+          <w:rFonts w:ascii="Times New Roman" w:hAnsi="Times New Roman" w:eastAsia="Times New Roman" w:cs="Times New Roman"/>
           <w:b/>
           <w:i w:val="0"/>
           <w:sz w:val="26"/>
@@ -430,7 +458,7 @@
       </w:pPr>
       <w:r>
         <w:rPr>
-          <w:rFonts w:ascii="Times New Roman" w:hAnsi="Times New Roman" w:eastAsia="Times New Roman"/>
+          <w:rFonts w:ascii="Times New Roman" w:hAnsi="Times New Roman" w:eastAsia="Times New Roman" w:cs="Times New Roman"/>
           <w:b w:val="0"/>
           <w:i w:val="0"/>
           <w:sz w:val="26"/>
@@ -446,7 +474,7 @@
       </w:pPr>
       <w:r>
         <w:rPr>
-          <w:rFonts w:ascii="Times New Roman" w:hAnsi="Times New Roman" w:eastAsia="Times New Roman"/>
+          <w:rFonts w:ascii="Times New Roman" w:hAnsi="Times New Roman" w:eastAsia="Times New Roman" w:cs="Times New Roman"/>
           <w:b w:val="0"/>
           <w:i w:val="0"/>
           <w:sz w:val="26"/>
@@ -456,13 +484,87 @@
     </w:p>
     <w:p>
       <w:pPr>
+        <w:spacing w:before="80" w:after="40"/>
+        <w:ind w:left="360" w:firstLine="0"/>
+      </w:pPr>
+      <w:r>
+        <w:rPr>
+          <w:rFonts w:ascii="Times New Roman" w:hAnsi="Times New Roman" w:cs="Times New Roman"/>
+          <w:b/>
+          <w:sz w:val="26"/>
+        </w:rPr>
+        <w:t>2.4. Năng lực Trí tuệ nhân tạo (AI) được phát triển:</w:t>
+      </w:r>
+    </w:p>
+    <w:p>
+      <w:pPr>
+        <w:spacing w:before="40" w:after="40"/>
+        <w:ind w:left="720" w:hanging="360"/>
+      </w:pPr>
+      <w:r>
+        <w:rPr>
+          <w:rFonts w:ascii="Times New Roman" w:hAnsi="Times New Roman" w:cs="Times New Roman"/>
+          <w:b w:val="0"/>
+          <w:sz w:val="26"/>
+        </w:rPr>
+        <w:t xml:space="preserve">- </w:t>
+      </w:r>
+      <w:r>
+        <w:rPr>
+          <w:rFonts w:ascii="Times New Roman" w:hAnsi="Times New Roman" w:cs="Times New Roman"/>
+          <w:b/>
+          <w:sz w:val="26"/>
+        </w:rPr>
+        <w:t xml:space="preserve">2.A1.1: </w:t>
+      </w:r>
+      <w:r>
+        <w:rPr>
+          <w:rFonts w:ascii="Times New Roman" w:hAnsi="Times New Roman" w:cs="Times New Roman"/>
+          <w:b w:val="0"/>
+          <w:sz w:val="26"/>
+        </w:rPr>
+        <w:t>Nhận biết được thư mục là nơi sắp xếp, lưu trữ thông tin gọn gàng trên máy tính do con người thiết lập (Đạt được thông qua Hoạt động 2).</w:t>
+      </w:r>
+    </w:p>
+    <w:p>
+      <w:pPr>
+        <w:spacing w:before="40" w:after="40"/>
+        <w:ind w:left="720" w:hanging="360"/>
+      </w:pPr>
+      <w:r>
+        <w:rPr>
+          <w:rFonts w:ascii="Times New Roman" w:hAnsi="Times New Roman" w:cs="Times New Roman"/>
+          <w:b w:val="0"/>
+          <w:sz w:val="26"/>
+        </w:rPr>
+        <w:t xml:space="preserve">- </w:t>
+      </w:r>
+      <w:r>
+        <w:rPr>
+          <w:rFonts w:ascii="Times New Roman" w:hAnsi="Times New Roman" w:cs="Times New Roman"/>
+          <w:b/>
+          <w:sz w:val="26"/>
+        </w:rPr>
+        <w:t xml:space="preserve">2.C1.1: </w:t>
+      </w:r>
+      <w:r>
+        <w:rPr>
+          <w:rFonts w:ascii="Times New Roman" w:hAnsi="Times New Roman" w:cs="Times New Roman"/>
+          <w:b w:val="0"/>
+          <w:sz w:val="26"/>
+        </w:rPr>
+        <w:t>Biết rằng máy tính có thể tìm kiếm dữ liệu nhanh chóng khi được tổ chức lưu trữ khoa học (Đạt được thông qua Hoạt động 2, Hoạt động 3).</w:t>
+      </w:r>
+    </w:p>
+    <w:p>
+      <w:pPr>
         <w:spacing w:line="360" w:lineRule="auto" w:after="60" w:before="0"/>
         <w:ind w:firstLine="0"/>
         <w:jc w:val="both"/>
       </w:pPr>
       <w:r>
         <w:rPr>
-          <w:rFonts w:ascii="Times New Roman" w:hAnsi="Times New Roman" w:eastAsia="Times New Roman"/>
+          <w:rFonts w:ascii="Times New Roman" w:hAnsi="Times New Roman" w:eastAsia="Times New Roman" w:cs="Times New Roman"/>
           <w:b/>
           <w:i w:val="0"/>
           <w:sz w:val="26"/>
@@ -478,7 +580,7 @@
       </w:pPr>
       <w:r>
         <w:rPr>
-          <w:rFonts w:ascii="Times New Roman" w:hAnsi="Times New Roman" w:eastAsia="Times New Roman"/>
+          <w:rFonts w:ascii="Times New Roman" w:hAnsi="Times New Roman" w:eastAsia="Times New Roman" w:cs="Times New Roman"/>
           <w:b w:val="0"/>
           <w:i w:val="0"/>
           <w:sz w:val="26"/>
@@ -494,7 +596,7 @@
       </w:pPr>
       <w:r>
         <w:rPr>
-          <w:rFonts w:ascii="Times New Roman" w:hAnsi="Times New Roman" w:eastAsia="Times New Roman"/>
+          <w:rFonts w:ascii="Times New Roman" w:hAnsi="Times New Roman" w:eastAsia="Times New Roman" w:cs="Times New Roman"/>
           <w:b w:val="0"/>
           <w:i w:val="0"/>
           <w:sz w:val="26"/>
@@ -510,7 +612,7 @@
       </w:pPr>
       <w:r>
         <w:rPr>
-          <w:rFonts w:ascii="Times New Roman" w:hAnsi="Times New Roman" w:eastAsia="Times New Roman"/>
+          <w:rFonts w:ascii="Times New Roman" w:hAnsi="Times New Roman" w:eastAsia="Times New Roman" w:cs="Times New Roman"/>
           <w:b/>
           <w:i w:val="0"/>
           <w:sz w:val="26"/>
@@ -526,7 +628,7 @@
       </w:pPr>
       <w:r>
         <w:rPr>
-          <w:rFonts w:ascii="Times New Roman" w:hAnsi="Times New Roman" w:eastAsia="Times New Roman"/>
+          <w:rFonts w:ascii="Times New Roman" w:hAnsi="Times New Roman" w:eastAsia="Times New Roman" w:cs="Times New Roman"/>
           <w:b w:val="0"/>
           <w:i w:val="0"/>
           <w:sz w:val="26"/>
@@ -542,7 +644,7 @@
       </w:pPr>
       <w:r>
         <w:rPr>
-          <w:rFonts w:ascii="Times New Roman" w:hAnsi="Times New Roman" w:eastAsia="Times New Roman"/>
+          <w:rFonts w:ascii="Times New Roman" w:hAnsi="Times New Roman" w:eastAsia="Times New Roman" w:cs="Times New Roman"/>
           <w:b w:val="0"/>
           <w:i w:val="0"/>
           <w:sz w:val="26"/>
@@ -558,7 +660,7 @@
       </w:pPr>
       <w:r>
         <w:rPr>
-          <w:rFonts w:ascii="Times New Roman" w:hAnsi="Times New Roman" w:eastAsia="Times New Roman"/>
+          <w:rFonts w:ascii="Times New Roman" w:hAnsi="Times New Roman" w:eastAsia="Times New Roman" w:cs="Times New Roman"/>
           <w:b/>
           <w:i w:val="0"/>
           <w:sz w:val="26"/>
@@ -600,10 +702,15 @@
               <w:spacing w:line="360" w:lineRule="auto" w:after="40"/>
               <w:jc w:val="center"/>
             </w:pPr>
-            <w:r/>
-            <w:r>
-              <w:rPr>
-                <w:rFonts w:ascii="Times New Roman" w:hAnsi="Times New Roman" w:eastAsia="Times New Roman"/>
+            <w:r>
+              <w:rPr>
+                <w:rFonts w:ascii="Times New Roman" w:hAnsi="Times New Roman" w:cs="Times New Roman"/>
+                <w:sz w:val="26"/>
+              </w:rPr>
+            </w:r>
+            <w:r>
+              <w:rPr>
+                <w:rFonts w:ascii="Times New Roman" w:hAnsi="Times New Roman" w:eastAsia="Times New Roman" w:cs="Times New Roman"/>
                 <w:b/>
                 <w:i w:val="0"/>
                 <w:sz w:val="26"/>
@@ -627,10 +734,15 @@
               <w:spacing w:line="360" w:lineRule="auto" w:after="40"/>
               <w:jc w:val="center"/>
             </w:pPr>
-            <w:r/>
-            <w:r>
-              <w:rPr>
-                <w:rFonts w:ascii="Times New Roman" w:hAnsi="Times New Roman" w:eastAsia="Times New Roman"/>
+            <w:r>
+              <w:rPr>
+                <w:rFonts w:ascii="Times New Roman" w:hAnsi="Times New Roman" w:cs="Times New Roman"/>
+                <w:sz w:val="26"/>
+              </w:rPr>
+            </w:r>
+            <w:r>
+              <w:rPr>
+                <w:rFonts w:ascii="Times New Roman" w:hAnsi="Times New Roman" w:eastAsia="Times New Roman" w:cs="Times New Roman"/>
                 <w:b/>
                 <w:i w:val="0"/>
                 <w:sz w:val="26"/>
@@ -657,7 +769,6 @@
               <w:spacing w:line="360" w:lineRule="auto" w:after="40"/>
               <w:jc w:val="left"/>
             </w:pPr>
-            <w:r/>
             <w:r>
               <w:rPr>
                 <w:rFonts w:ascii="Times New Roman" w:hAnsi="Times New Roman" w:eastAsia="Times New Roman"/>
@@ -669,18 +780,25 @@
             </w:r>
           </w:p>
           <w:p>
-            <w:pPr>
-              <w:spacing w:line="360" w:lineRule="auto" w:after="40"/>
-              <w:jc w:val="left"/>
-            </w:pPr>
             <w:r>
               <w:rPr>
                 <w:rFonts w:ascii="Times New Roman" w:hAnsi="Times New Roman" w:eastAsia="Times New Roman"/>
                 <w:b/>
-                <w:i w:val="0"/>
-                <w:sz w:val="26"/>
-              </w:rPr>
-              <w:t>*Mục tiêu: Kích hoạt hứng thú, tạo tình huống kết nối vào bài học Thư mục là gì?.</w:t>
+                <w:i/>
+                <w:sz w:val="26"/>
+              </w:rPr>
+              <w:t>*Mục tiêu: Tạo hứng thú, kết nối với thực tế về cách sắp xếp đồ dùng → dẫn vào khái niệm thư mục.</w:t>
+            </w:r>
+          </w:p>
+          <w:p>
+            <w:r>
+              <w:rPr>
+                <w:rFonts w:ascii="Times New Roman" w:hAnsi="Times New Roman" w:eastAsia="Times New Roman"/>
+                <w:b/>
+                <w:i w:val="0"/>
+                <w:sz w:val="26"/>
+              </w:rPr>
+              <w:t>* Ghi nhớ / Chốt kiến thức: Thư mục (Folder) giống như ngăn tủ, giúp em sắp xếp và lưu trữ các tệp (file) trong máy tính một cách gọn gàng, dễ tìm.</w:t>
             </w:r>
           </w:p>
         </w:tc>
@@ -701,22 +819,38 @@
               <w:spacing w:line="360" w:lineRule="auto" w:after="40"/>
               <w:jc w:val="left"/>
             </w:pPr>
-            <w:r/>
-            <w:r>
-              <w:rPr>
-                <w:rFonts w:ascii="Times New Roman" w:hAnsi="Times New Roman" w:eastAsia="Times New Roman"/>
-                <w:b w:val="0"/>
-                <w:i w:val="0"/>
-                <w:sz w:val="26"/>
-              </w:rPr>
-              <w:t>GV: Chiếu hình ảnh/video liên quan đến Thư mục là gì?. Đặt câu hỏi gợi mở.</w:t>
-            </w:r>
-          </w:p>
-          <w:p>
-            <w:pPr>
-              <w:spacing w:line="360" w:lineRule="auto" w:after="40"/>
-              <w:jc w:val="left"/>
-            </w:pPr>
+            <w:r>
+              <w:rPr>
+                <w:rFonts w:ascii="Times New Roman" w:hAnsi="Times New Roman" w:eastAsia="Times New Roman"/>
+                <w:b w:val="0"/>
+                <w:i w:val="0"/>
+                <w:sz w:val="26"/>
+              </w:rPr>
+            </w:r>
+          </w:p>
+          <w:p>
+            <w:r>
+              <w:rPr>
+                <w:rFonts w:ascii="Times New Roman" w:hAnsi="Times New Roman" w:eastAsia="Times New Roman"/>
+                <w:b w:val="0"/>
+                <w:i w:val="0"/>
+                <w:sz w:val="26"/>
+              </w:rPr>
+              <w:t>GV: Đặt câu hỏi tình huống:</w:t>
+            </w:r>
+          </w:p>
+          <w:p>
+            <w:r>
+              <w:rPr>
+                <w:rFonts w:ascii="Times New Roman" w:hAnsi="Times New Roman" w:eastAsia="Times New Roman"/>
+                <w:b w:val="0"/>
+                <w:i w:val="0"/>
+                <w:sz w:val="26"/>
+              </w:rPr>
+              <w:t xml:space="preserve">  Nếu em có rất nhiều đồ chơi: ô tô, búp bê, lego, bóng... Em sẽ cất chúng ở đâu?</w:t>
+            </w:r>
+          </w:p>
+          <w:p>
             <w:r>
               <w:rPr>
                 <w:rFonts w:ascii="Times New Roman" w:hAnsi="Times New Roman" w:eastAsia="Times New Roman"/>
@@ -728,63 +862,14 @@
             </w:r>
           </w:p>
           <w:p>
-            <w:pPr>
-              <w:spacing w:line="360" w:lineRule="auto" w:after="40"/>
-              <w:jc w:val="left"/>
-            </w:pPr>
-            <w:r>
-              <w:rPr>
-                <w:rFonts w:ascii="Times New Roman" w:hAnsi="Times New Roman" w:eastAsia="Times New Roman"/>
-                <w:b w:val="0"/>
-                <w:i w:val="0"/>
-                <w:sz w:val="26"/>
-              </w:rPr>
-              <w:t>- GV nhận xét, dẫn dắt vào bài mới.</w:t>
-            </w:r>
-          </w:p>
-          <w:p>
-            <w:pPr>
-              <w:spacing w:line="360" w:lineRule="auto" w:after="40"/>
-              <w:jc w:val="left"/>
-            </w:pPr>
-            <w:r>
-              <w:rPr>
-                <w:rFonts w:ascii="Times New Roman" w:hAnsi="Times New Roman" w:eastAsia="Times New Roman"/>
-                <w:b w:val="0"/>
-                <w:i w:val="0"/>
-                <w:sz w:val="26"/>
-              </w:rPr>
-              <w:t>HS: Quan sát, suy nghĩ, trả lời câu hỏi.</w:t>
-            </w:r>
-          </w:p>
-          <w:p>
-            <w:pPr>
-              <w:spacing w:line="360" w:lineRule="auto" w:after="40"/>
-              <w:jc w:val="left"/>
-            </w:pPr>
-            <w:r>
-              <w:rPr>
-                <w:rFonts w:ascii="Times New Roman" w:hAnsi="Times New Roman" w:eastAsia="Times New Roman"/>
-                <w:b w:val="0"/>
-                <w:i w:val="0"/>
-                <w:sz w:val="26"/>
-              </w:rPr>
-              <w:t>- Thảo luận nhanh nhóm đôi.</w:t>
-            </w:r>
-          </w:p>
-          <w:p>
-            <w:pPr>
-              <w:spacing w:line="360" w:lineRule="auto" w:after="40"/>
-              <w:jc w:val="left"/>
-            </w:pPr>
-            <w:r>
-              <w:rPr>
-                <w:rFonts w:ascii="Times New Roman" w:hAnsi="Times New Roman" w:eastAsia="Times New Roman"/>
-                <w:b w:val="0"/>
-                <w:i w:val="0"/>
-                <w:sz w:val="26"/>
-              </w:rPr>
-              <w:t>- Mở SGK chuẩn bị bài.</w:t>
+            <w:r>
+              <w:rPr>
+                <w:rFonts w:ascii="Times New Roman" w:hAnsi="Times New Roman" w:eastAsia="Times New Roman"/>
+                <w:b w:val="0"/>
+                <w:i w:val="0"/>
+                <w:sz w:val="26"/>
+              </w:rPr>
+              <w:t>- GV dẫn dắt: Giống như các ngăn tủ giúp em sắp xếp đồ chơi, trong máy tính cũng có "ngăn tủ" để sắp xếp file – gọi là THƯ MỤC (Folder)!</w:t>
             </w:r>
           </w:p>
         </w:tc>
@@ -803,7 +888,16 @@
               <w:spacing w:line="360" w:lineRule="auto" w:after="40"/>
               <w:jc w:val="left"/>
             </w:pPr>
-            <w:r/>
+            <w:r>
+              <w:rPr>
+                <w:rFonts w:ascii="Times New Roman" w:hAnsi="Times New Roman" w:eastAsia="Times New Roman"/>
+                <w:b w:val="0"/>
+                <w:i w:val="0"/>
+                <w:sz w:val="26"/>
+              </w:rPr>
+            </w:r>
+          </w:p>
+          <w:p>
             <w:r>
               <w:rPr>
                 <w:rFonts w:ascii="Times New Roman" w:hAnsi="Times New Roman" w:eastAsia="Times New Roman"/>
@@ -815,18 +909,25 @@
             </w:r>
           </w:p>
           <w:p>
-            <w:pPr>
-              <w:spacing w:line="360" w:lineRule="auto" w:after="40"/>
-              <w:jc w:val="left"/>
-            </w:pPr>
-            <w:r>
-              <w:rPr>
-                <w:rFonts w:ascii="Times New Roman" w:hAnsi="Times New Roman" w:eastAsia="Times New Roman"/>
-                <w:b w:val="0"/>
-                <w:i w:val="0"/>
-                <w:sz w:val="26"/>
-              </w:rPr>
-              <w:t>HS hứng thú với nội dung mới.</w:t>
+            <w:r>
+              <w:rPr>
+                <w:rFonts w:ascii="Times New Roman" w:hAnsi="Times New Roman" w:eastAsia="Times New Roman"/>
+                <w:b w:val="0"/>
+                <w:i w:val="0"/>
+                <w:sz w:val="26"/>
+              </w:rPr>
+              <w:t>- HS trả lời: Cất vào tủ / ngăn kéo / hộp riêng cho từng loại.</w:t>
+            </w:r>
+          </w:p>
+          <w:p>
+            <w:r>
+              <w:rPr>
+                <w:rFonts w:ascii="Times New Roman" w:hAnsi="Times New Roman" w:eastAsia="Times New Roman"/>
+                <w:b w:val="0"/>
+                <w:i w:val="0"/>
+                <w:sz w:val="26"/>
+              </w:rPr>
+              <w:t>- HS hứng thú với khái niệm "ngăn tủ" trong máy tính.</w:t>
             </w:r>
           </w:p>
         </w:tc>
@@ -848,7 +949,6 @@
               <w:spacing w:line="360" w:lineRule="auto" w:after="40"/>
               <w:jc w:val="left"/>
             </w:pPr>
-            <w:r/>
             <w:r>
               <w:rPr>
                 <w:rFonts w:ascii="Times New Roman" w:hAnsi="Times New Roman" w:eastAsia="Times New Roman"/>
@@ -860,18 +960,24 @@
             </w:r>
           </w:p>
           <w:p>
-            <w:pPr>
-              <w:spacing w:line="360" w:lineRule="auto" w:after="40"/>
-              <w:jc w:val="left"/>
-            </w:pPr>
             <w:r>
               <w:rPr>
                 <w:rFonts w:ascii="Times New Roman" w:hAnsi="Times New Roman" w:eastAsia="Times New Roman"/>
                 <w:b/>
-                <w:i w:val="0"/>
-                <w:sz w:val="26"/>
-              </w:rPr>
-              <w:t>*Mục tiêu: HS nắm được các khái niệm, quy trình và thao tác kỹ thuật của bài Thư mục là gì?.</w:t>
+                <w:i/>
+                <w:sz w:val="26"/>
+              </w:rPr>
+              <w:t>*Mục tiêu: HS hiểu khái niệm thư mục (folder), biết thư mục dùng để chứa file và thư mục con, biết cách nhận biết biểu tượng thư mục trên máy tính.</w:t>
+            </w:r>
+          </w:p>
+          <w:p>
+            <w:r>
+              <w:rPr>
+                <w:rFonts w:ascii="Times New Roman" w:hAnsi="Times New Roman" w:eastAsia="Times New Roman"/>
+                <w:b w:val="0"/>
+                <w:i w:val="0"/>
+                <w:sz w:val="26"/>
+              </w:rPr>
             </w:r>
           </w:p>
         </w:tc>
@@ -892,90 +998,145 @@
               <w:spacing w:line="360" w:lineRule="auto" w:after="40"/>
               <w:jc w:val="left"/>
             </w:pPr>
-            <w:r/>
-            <w:r>
-              <w:rPr>
-                <w:rFonts w:ascii="Times New Roman" w:hAnsi="Times New Roman" w:eastAsia="Times New Roman"/>
-                <w:b w:val="0"/>
-                <w:i w:val="0"/>
-                <w:sz w:val="26"/>
-              </w:rPr>
-              <w:t>GV: Hướng dẫn HS đọc SGK, trình chiếu thao tác mẫu.</w:t>
-            </w:r>
-          </w:p>
-          <w:p>
-            <w:pPr>
-              <w:spacing w:line="360" w:lineRule="auto" w:after="40"/>
-              <w:jc w:val="left"/>
-            </w:pPr>
-            <w:r>
-              <w:rPr>
-                <w:rFonts w:ascii="Times New Roman" w:hAnsi="Times New Roman" w:eastAsia="Times New Roman"/>
-                <w:b w:val="0"/>
-                <w:i w:val="0"/>
-                <w:sz w:val="26"/>
-              </w:rPr>
-              <w:t>- Nhấn mạnh các lưu ý và lỗi thường gặp.</w:t>
-            </w:r>
-          </w:p>
-          <w:p>
-            <w:pPr>
-              <w:spacing w:line="360" w:lineRule="auto" w:after="40"/>
-              <w:jc w:val="left"/>
-            </w:pPr>
-            <w:r>
-              <w:rPr>
-                <w:rFonts w:ascii="Times New Roman" w:hAnsi="Times New Roman" w:eastAsia="Times New Roman"/>
-                <w:b w:val="0"/>
-                <w:i w:val="0"/>
-                <w:sz w:val="26"/>
-              </w:rPr>
-              <w:t>- Gọi HS lên thực hiện lại thao tác mẫu.</w:t>
-            </w:r>
-          </w:p>
-          <w:p>
-            <w:pPr>
-              <w:spacing w:line="360" w:lineRule="auto" w:after="40"/>
-              <w:jc w:val="left"/>
-            </w:pPr>
-            <w:r>
-              <w:rPr>
-                <w:rFonts w:ascii="Times New Roman" w:hAnsi="Times New Roman" w:eastAsia="Times New Roman"/>
-                <w:b w:val="0"/>
-                <w:i w:val="0"/>
-                <w:sz w:val="26"/>
-              </w:rPr>
-              <w:t>HS: Theo dõi hướng dẫn, ghi chép kiến thức.</w:t>
-            </w:r>
-          </w:p>
-          <w:p>
-            <w:pPr>
-              <w:spacing w:line="360" w:lineRule="auto" w:after="40"/>
-              <w:jc w:val="left"/>
-            </w:pPr>
-            <w:r>
-              <w:rPr>
-                <w:rFonts w:ascii="Times New Roman" w:hAnsi="Times New Roman" w:eastAsia="Times New Roman"/>
-                <w:b w:val="0"/>
-                <w:i w:val="0"/>
-                <w:sz w:val="26"/>
-              </w:rPr>
-              <w:t>- Đặt câu hỏi khi chưa hiểu.</w:t>
-            </w:r>
-          </w:p>
-          <w:p>
-            <w:pPr>
-              <w:spacing w:line="360" w:lineRule="auto" w:after="40"/>
-              <w:jc w:val="left"/>
-            </w:pPr>
-            <w:r>
-              <w:rPr>
-                <w:rFonts w:ascii="Times New Roman" w:hAnsi="Times New Roman" w:eastAsia="Times New Roman"/>
-                <w:b w:val="0"/>
-                <w:i w:val="0"/>
-                <w:sz w:val="26"/>
-              </w:rPr>
-              <w:t>- Thực hiện thao tác mẫu khi được gọi.</w:t>
+            <w:r>
+              <w:rPr>
+                <w:rFonts w:ascii="Times New Roman" w:hAnsi="Times New Roman" w:eastAsia="Times New Roman"/>
+                <w:b/>
+                <w:i/>
+                <w:sz w:val="26"/>
+              </w:rPr>
+              <w:t>Nội dung 1: Thư mục là gì? (8 phút)</w:t>
+            </w:r>
+          </w:p>
+          <w:p>
+            <w:r>
+              <w:rPr>
+                <w:rFonts w:ascii="Times New Roman" w:hAnsi="Times New Roman" w:eastAsia="Times New Roman"/>
+                <w:b w:val="0"/>
+                <w:i w:val="0"/>
+                <w:sz w:val="26"/>
+              </w:rPr>
+              <w:t>GV: Chiếu hình ảnh so sánh: Tủ đồ chơi (ngăn ô tô, ngăn búp bê) ↔ Thư mục trong máy tính (folder Toán, folder Tiếng Việt).</w:t>
+            </w:r>
+          </w:p>
+          <w:p>
+            <w:r>
+              <w:rPr>
+                <w:rFonts w:ascii="Times New Roman" w:hAnsi="Times New Roman" w:eastAsia="Times New Roman"/>
+                <w:b w:val="0"/>
+                <w:i w:val="0"/>
+                <w:sz w:val="26"/>
+              </w:rPr>
+              <w:t>- GV giảng: Thư mục (Folder) giống như ngăn tủ, giúp em sắp xếp và lưu trữ các tệp (file) trong máy tính. Mỗi thư mục có tên riêng.</w:t>
+            </w:r>
+          </w:p>
+          <w:p>
+            <w:r>
+              <w:rPr>
+                <w:rFonts w:ascii="Times New Roman" w:hAnsi="Times New Roman" w:eastAsia="Times New Roman"/>
+                <w:b w:val="0"/>
+                <w:i w:val="0"/>
+                <w:sz w:val="26"/>
+              </w:rPr>
+              <w:t>- GV chiếu màn hình máy tính, mở This PC, chỉ vào biểu tượng thư mục 📁.</w:t>
+            </w:r>
+          </w:p>
+          <w:p>
+            <w:r>
+              <w:rPr>
+                <w:rFonts w:ascii="Times New Roman" w:hAnsi="Times New Roman" w:eastAsia="Times New Roman"/>
+                <w:b w:val="0"/>
+                <w:i w:val="0"/>
+                <w:sz w:val="26"/>
+              </w:rPr>
+              <w:t>- GV hỏi: Em nhìn thấy biểu tượng nào là thư mục? (hình folder màu vàng)</w:t>
+            </w:r>
+          </w:p>
+          <w:p>
+            <w:r>
+              <w:rPr>
+                <w:rFonts w:ascii="Times New Roman" w:hAnsi="Times New Roman" w:eastAsia="Times New Roman"/>
+                <w:b w:val="0"/>
+                <w:i w:val="0"/>
+                <w:sz w:val="26"/>
+              </w:rPr>
+              <w:t>- GV gọi 1-2 HS lên chỉ trên màn hình.</w:t>
+            </w:r>
+          </w:p>
+          <w:p>
+            <w:r>
+              <w:rPr>
+                <w:rFonts w:ascii="Times New Roman" w:hAnsi="Times New Roman" w:eastAsia="Times New Roman"/>
+                <w:b w:val="0"/>
+                <w:i w:val="0"/>
+                <w:sz w:val="26"/>
+              </w:rPr>
+            </w:r>
+          </w:p>
+          <w:p>
+            <w:r>
+              <w:rPr>
+                <w:rFonts w:ascii="Times New Roman" w:hAnsi="Times New Roman" w:eastAsia="Times New Roman"/>
+                <w:b/>
+                <w:i/>
+                <w:sz w:val="26"/>
+              </w:rPr>
+              <w:t>Nội dung 2: Thư mục chứa gì? (7 phút)</w:t>
+            </w:r>
+          </w:p>
+          <w:p>
+            <w:r>
+              <w:rPr>
+                <w:rFonts w:ascii="Times New Roman" w:hAnsi="Times New Roman" w:eastAsia="Times New Roman"/>
+                <w:b w:val="0"/>
+                <w:i w:val="0"/>
+                <w:sz w:val="26"/>
+              </w:rPr>
+              <w:t>GV: Mở 1 thư mục mẫu trên máy tính, cho HS quan sát bên trong có:</w:t>
+            </w:r>
+          </w:p>
+          <w:p>
+            <w:r>
+              <w:rPr>
+                <w:rFonts w:ascii="Times New Roman" w:hAnsi="Times New Roman" w:eastAsia="Times New Roman"/>
+                <w:b w:val="0"/>
+                <w:i w:val="0"/>
+                <w:sz w:val="26"/>
+              </w:rPr>
+              <w:t xml:space="preserve">  + Tệp (file): file ảnh, file Word, file nhạc...</w:t>
+            </w:r>
+          </w:p>
+          <w:p>
+            <w:r>
+              <w:rPr>
+                <w:rFonts w:ascii="Times New Roman" w:hAnsi="Times New Roman" w:eastAsia="Times New Roman"/>
+                <w:b w:val="0"/>
+                <w:i w:val="0"/>
+                <w:sz w:val="26"/>
+              </w:rPr>
+              <w:t xml:space="preserve">  + Thư mục con: thư mục nhỏ bên trong thư mục lớn.</w:t>
+            </w:r>
+          </w:p>
+          <w:p>
+            <w:r>
+              <w:rPr>
+                <w:rFonts w:ascii="Times New Roman" w:hAnsi="Times New Roman" w:eastAsia="Times New Roman"/>
+                <w:b w:val="0"/>
+                <w:i w:val="0"/>
+                <w:sz w:val="26"/>
+              </w:rPr>
+              <w:t>- GV ví dụ: Thư mục HỌC TẬP chứa: thư mục con TOÁN, thư mục con TIẾNG VIỆT, thư mục con TIN HỌC.</w:t>
+            </w:r>
+          </w:p>
+          <w:p>
+            <w:r>
+              <w:rPr>
+                <w:rFonts w:ascii="Times New Roman" w:hAnsi="Times New Roman" w:eastAsia="Times New Roman"/>
+                <w:b w:val="0"/>
+                <w:i w:val="0"/>
+                <w:sz w:val="26"/>
+              </w:rPr>
+              <w:t>- GV chốt kiến thức: Thư mục giúp em sắp xếp file gọn gàng, dễ tìm – giống như ngăn tủ sắp xếp đồ dùng.</w:t>
             </w:r>
           </w:p>
         </w:tc>
@@ -994,30 +1155,90 @@
               <w:spacing w:line="360" w:lineRule="auto" w:after="40"/>
               <w:jc w:val="left"/>
             </w:pPr>
-            <w:r/>
-            <w:r>
-              <w:rPr>
-                <w:rFonts w:ascii="Times New Roman" w:hAnsi="Times New Roman" w:eastAsia="Times New Roman"/>
-                <w:b w:val="0"/>
-                <w:i w:val="0"/>
-                <w:sz w:val="26"/>
-              </w:rPr>
-              <w:t>HS ghi nhớ kiến thức chuẩn.</w:t>
-            </w:r>
-          </w:p>
-          <w:p>
-            <w:pPr>
-              <w:spacing w:line="360" w:lineRule="auto" w:after="40"/>
-              <w:jc w:val="left"/>
-            </w:pPr>
-            <w:r>
-              <w:rPr>
-                <w:rFonts w:ascii="Times New Roman" w:hAnsi="Times New Roman" w:eastAsia="Times New Roman"/>
-                <w:b w:val="0"/>
-                <w:i w:val="0"/>
-                <w:sz w:val="26"/>
-              </w:rPr>
-              <w:t>HS nắm được quy trình thao tác.</w:t>
+            <w:r>
+              <w:rPr>
+                <w:rFonts w:ascii="Times New Roman" w:hAnsi="Times New Roman" w:eastAsia="Times New Roman"/>
+                <w:b w:val="0"/>
+                <w:i w:val="0"/>
+                <w:sz w:val="26"/>
+              </w:rPr>
+              <w:t>- HS quan sát hình ảnh so sánh tủ đồ chơi ↔ thư mục.</w:t>
+            </w:r>
+          </w:p>
+          <w:p>
+            <w:r>
+              <w:rPr>
+                <w:rFonts w:ascii="Times New Roman" w:hAnsi="Times New Roman" w:eastAsia="Times New Roman"/>
+                <w:b w:val="0"/>
+                <w:i w:val="0"/>
+                <w:sz w:val="26"/>
+              </w:rPr>
+              <w:t>- HS hiểu: Thư mục = ngăn tủ trong máy tính.</w:t>
+            </w:r>
+          </w:p>
+          <w:p>
+            <w:r>
+              <w:rPr>
+                <w:rFonts w:ascii="Times New Roman" w:hAnsi="Times New Roman" w:eastAsia="Times New Roman"/>
+                <w:b w:val="0"/>
+                <w:i w:val="0"/>
+                <w:sz w:val="26"/>
+              </w:rPr>
+              <w:t>- HS nhận biết biểu tượng thư mục 📁 (folder vàng) trên màn hình.</w:t>
+            </w:r>
+          </w:p>
+          <w:p>
+            <w:r>
+              <w:rPr>
+                <w:rFonts w:ascii="Times New Roman" w:hAnsi="Times New Roman" w:eastAsia="Times New Roman"/>
+                <w:b w:val="0"/>
+                <w:i w:val="0"/>
+                <w:sz w:val="26"/>
+              </w:rPr>
+            </w:r>
+          </w:p>
+          <w:p>
+            <w:r>
+              <w:rPr>
+                <w:rFonts w:ascii="Times New Roman" w:hAnsi="Times New Roman" w:eastAsia="Times New Roman"/>
+                <w:b w:val="0"/>
+                <w:i w:val="0"/>
+                <w:sz w:val="26"/>
+              </w:rPr>
+              <w:t>- HS quan sát thư mục mẫu, nhận biết:</w:t>
+            </w:r>
+          </w:p>
+          <w:p>
+            <w:r>
+              <w:rPr>
+                <w:rFonts w:ascii="Times New Roman" w:hAnsi="Times New Roman" w:eastAsia="Times New Roman"/>
+                <w:b w:val="0"/>
+                <w:i w:val="0"/>
+                <w:sz w:val="26"/>
+              </w:rPr>
+              <w:t xml:space="preserve">  + File: ảnh, Word, nhạc (có biểu tượng khác nhau).</w:t>
+            </w:r>
+          </w:p>
+          <w:p>
+            <w:r>
+              <w:rPr>
+                <w:rFonts w:ascii="Times New Roman" w:hAnsi="Times New Roman" w:eastAsia="Times New Roman"/>
+                <w:b w:val="0"/>
+                <w:i w:val="0"/>
+                <w:sz w:val="26"/>
+              </w:rPr>
+              <w:t xml:space="preserve">  + Thư mục con: folder nhỏ bên trong folder lớn.</w:t>
+            </w:r>
+          </w:p>
+          <w:p>
+            <w:r>
+              <w:rPr>
+                <w:rFonts w:ascii="Times New Roman" w:hAnsi="Times New Roman" w:eastAsia="Times New Roman"/>
+                <w:b w:val="0"/>
+                <w:i w:val="0"/>
+                <w:sz w:val="26"/>
+              </w:rPr>
+              <w:t>- HS ghi nhớ: Thư mục giúp sắp xếp file gọn gàng.</w:t>
             </w:r>
           </w:p>
         </w:tc>
@@ -1039,7 +1260,6 @@
               <w:spacing w:line="360" w:lineRule="auto" w:after="40"/>
               <w:jc w:val="left"/>
             </w:pPr>
-            <w:r/>
             <w:r>
               <w:rPr>
                 <w:rFonts w:ascii="Times New Roman" w:hAnsi="Times New Roman" w:eastAsia="Times New Roman"/>
@@ -1051,18 +1271,24 @@
             </w:r>
           </w:p>
           <w:p>
-            <w:pPr>
-              <w:spacing w:line="360" w:lineRule="auto" w:after="40"/>
-              <w:jc w:val="left"/>
-            </w:pPr>
             <w:r>
               <w:rPr>
                 <w:rFonts w:ascii="Times New Roman" w:hAnsi="Times New Roman" w:eastAsia="Times New Roman"/>
                 <w:b/>
-                <w:i w:val="0"/>
-                <w:sz w:val="26"/>
-              </w:rPr>
-              <w:t>*Mục tiêu: HS rèn kỹ năng thực hành trên máy tính.</w:t>
+                <w:i/>
+                <w:sz w:val="26"/>
+              </w:rPr>
+              <w:t>*Mục tiêu: HS thực hành nhận biết thư mục và file trên máy tính.</w:t>
+            </w:r>
+          </w:p>
+          <w:p>
+            <w:r>
+              <w:rPr>
+                <w:rFonts w:ascii="Times New Roman" w:hAnsi="Times New Roman" w:eastAsia="Times New Roman"/>
+                <w:b w:val="0"/>
+                <w:i w:val="0"/>
+                <w:sz w:val="26"/>
+              </w:rPr>
             </w:r>
           </w:p>
         </w:tc>
@@ -1083,90 +1309,112 @@
               <w:spacing w:line="360" w:lineRule="auto" w:after="40"/>
               <w:jc w:val="left"/>
             </w:pPr>
-            <w:r/>
-            <w:r>
-              <w:rPr>
-                <w:rFonts w:ascii="Times New Roman" w:hAnsi="Times New Roman" w:eastAsia="Times New Roman"/>
-                <w:b w:val="0"/>
-                <w:i w:val="0"/>
-                <w:sz w:val="26"/>
-              </w:rPr>
-              <w:t>GV: Giao bài tập thực hành trên máy tính.</w:t>
-            </w:r>
-          </w:p>
-          <w:p>
-            <w:pPr>
-              <w:spacing w:line="360" w:lineRule="auto" w:after="40"/>
-              <w:jc w:val="left"/>
-            </w:pPr>
-            <w:r>
-              <w:rPr>
-                <w:rFonts w:ascii="Times New Roman" w:hAnsi="Times New Roman" w:eastAsia="Times New Roman"/>
-                <w:b w:val="0"/>
-                <w:i w:val="0"/>
-                <w:sz w:val="26"/>
-              </w:rPr>
-              <w:t>- Quan sát, hỗ trợ HS gặp khó khăn.</w:t>
-            </w:r>
-          </w:p>
-          <w:p>
-            <w:pPr>
-              <w:spacing w:line="360" w:lineRule="auto" w:after="40"/>
-              <w:jc w:val="left"/>
-            </w:pPr>
-            <w:r>
-              <w:rPr>
-                <w:rFonts w:ascii="Times New Roman" w:hAnsi="Times New Roman" w:eastAsia="Times New Roman"/>
-                <w:b w:val="0"/>
-                <w:i w:val="0"/>
-                <w:sz w:val="26"/>
-              </w:rPr>
-              <w:t>- Kiểm tra sản phẩm tại máy.</w:t>
-            </w:r>
-          </w:p>
-          <w:p>
-            <w:pPr>
-              <w:spacing w:line="360" w:lineRule="auto" w:after="40"/>
-              <w:jc w:val="left"/>
-            </w:pPr>
-            <w:r>
-              <w:rPr>
-                <w:rFonts w:ascii="Times New Roman" w:hAnsi="Times New Roman" w:eastAsia="Times New Roman"/>
-                <w:b w:val="0"/>
-                <w:i w:val="0"/>
-                <w:sz w:val="26"/>
-              </w:rPr>
-              <w:t>HS: Thực hành cá nhân trên máy tính.</w:t>
-            </w:r>
-          </w:p>
-          <w:p>
-            <w:pPr>
-              <w:spacing w:line="360" w:lineRule="auto" w:after="40"/>
-              <w:jc w:val="left"/>
-            </w:pPr>
-            <w:r>
-              <w:rPr>
-                <w:rFonts w:ascii="Times New Roman" w:hAnsi="Times New Roman" w:eastAsia="Times New Roman"/>
-                <w:b w:val="0"/>
-                <w:i w:val="0"/>
-                <w:sz w:val="26"/>
-              </w:rPr>
-              <w:t>- Trao đổi nhóm đôi khi gặp khó.</w:t>
-            </w:r>
-          </w:p>
-          <w:p>
-            <w:pPr>
-              <w:spacing w:line="360" w:lineRule="auto" w:after="40"/>
-              <w:jc w:val="left"/>
-            </w:pPr>
-            <w:r>
-              <w:rPr>
-                <w:rFonts w:ascii="Times New Roman" w:hAnsi="Times New Roman" w:eastAsia="Times New Roman"/>
-                <w:b w:val="0"/>
-                <w:i w:val="0"/>
-                <w:sz w:val="26"/>
-              </w:rPr>
-              <w:t>- Đối chiếu kết quả với bạn.</w:t>
+            <w:r>
+              <w:rPr>
+                <w:rFonts w:ascii="Times New Roman" w:hAnsi="Times New Roman" w:eastAsia="Times New Roman"/>
+                <w:b w:val="0"/>
+                <w:i w:val="0"/>
+                <w:sz w:val="26"/>
+              </w:rPr>
+              <w:t>GV: Tổ chức trò chơi "Phân loại":</w:t>
+            </w:r>
+          </w:p>
+          <w:p>
+            <w:r>
+              <w:rPr>
+                <w:rFonts w:ascii="Times New Roman" w:hAnsi="Times New Roman" w:eastAsia="Times New Roman"/>
+                <w:b w:val="0"/>
+                <w:i w:val="0"/>
+                <w:sz w:val="26"/>
+              </w:rPr>
+              <w:t>- GV chiếu 6-8 biểu tượng: một số là thư mục (folder), một số là file (ảnh, Word, PDF...).</w:t>
+            </w:r>
+          </w:p>
+          <w:p>
+            <w:r>
+              <w:rPr>
+                <w:rFonts w:ascii="Times New Roman" w:hAnsi="Times New Roman" w:eastAsia="Times New Roman"/>
+                <w:b w:val="0"/>
+                <w:i w:val="0"/>
+                <w:sz w:val="26"/>
+              </w:rPr>
+              <w:t>- GV yêu cầu HS phân loại: Đâu là thư mục? Đâu là file?</w:t>
+            </w:r>
+          </w:p>
+          <w:p>
+            <w:r>
+              <w:rPr>
+                <w:rFonts w:ascii="Times New Roman" w:hAnsi="Times New Roman" w:eastAsia="Times New Roman"/>
+                <w:b w:val="0"/>
+                <w:i w:val="0"/>
+                <w:sz w:val="26"/>
+              </w:rPr>
+              <w:t>- GV gọi HS lên chỉ và phân loại.</w:t>
+            </w:r>
+          </w:p>
+          <w:p>
+            <w:r>
+              <w:rPr>
+                <w:rFonts w:ascii="Times New Roman" w:hAnsi="Times New Roman" w:eastAsia="Times New Roman"/>
+                <w:b w:val="0"/>
+                <w:i w:val="0"/>
+                <w:sz w:val="26"/>
+              </w:rPr>
+              <w:t>- GV nhận xét, chốt: Thư mục có biểu tượng folder vàng, file có biểu tượng theo loại (ảnh, nhạc, văn bản...).</w:t>
+            </w:r>
+          </w:p>
+          <w:p>
+            <w:r>
+              <w:rPr>
+                <w:rFonts w:ascii="Times New Roman" w:hAnsi="Times New Roman" w:eastAsia="Times New Roman"/>
+                <w:b w:val="0"/>
+                <w:i w:val="0"/>
+                <w:sz w:val="26"/>
+              </w:rPr>
+            </w:r>
+          </w:p>
+          <w:p>
+            <w:r>
+              <w:rPr>
+                <w:rFonts w:ascii="Times New Roman" w:hAnsi="Times New Roman" w:eastAsia="Times New Roman"/>
+                <w:b w:val="0"/>
+                <w:i w:val="0"/>
+                <w:sz w:val="26"/>
+              </w:rPr>
+              <w:t>GV: Câu hỏi trắc nghiệm:</w:t>
+            </w:r>
+          </w:p>
+          <w:p>
+            <w:r>
+              <w:rPr>
+                <w:rFonts w:ascii="Times New Roman" w:hAnsi="Times New Roman" w:eastAsia="Times New Roman"/>
+                <w:b w:val="0"/>
+                <w:i w:val="0"/>
+                <w:sz w:val="26"/>
+              </w:rPr>
+              <w:t xml:space="preserve">  Thư mục (Folder) giống nhất với vật nào?</w:t>
+            </w:r>
+          </w:p>
+          <w:p>
+            <w:r>
+              <w:rPr>
+                <w:rFonts w:ascii="Times New Roman" w:hAnsi="Times New Roman" w:eastAsia="Times New Roman"/>
+                <w:b w:val="0"/>
+                <w:i w:val="0"/>
+                <w:sz w:val="26"/>
+              </w:rPr>
+              <w:t xml:space="preserve">  A. Cái bút  B. Cái tủ có ngăn  C. Quyển sách</w:t>
+            </w:r>
+          </w:p>
+          <w:p>
+            <w:r>
+              <w:rPr>
+                <w:rFonts w:ascii="Times New Roman" w:hAnsi="Times New Roman" w:eastAsia="Times New Roman"/>
+                <w:b w:val="0"/>
+                <w:i w:val="0"/>
+                <w:sz w:val="26"/>
+              </w:rPr>
+              <w:t>- GV gọi HS trả lời.</w:t>
             </w:r>
           </w:p>
         </w:tc>
@@ -1185,30 +1433,67 @@
               <w:spacing w:line="360" w:lineRule="auto" w:after="40"/>
               <w:jc w:val="left"/>
             </w:pPr>
-            <w:r/>
-            <w:r>
-              <w:rPr>
-                <w:rFonts w:ascii="Times New Roman" w:hAnsi="Times New Roman" w:eastAsia="Times New Roman"/>
-                <w:b w:val="0"/>
-                <w:i w:val="0"/>
-                <w:sz w:val="26"/>
-              </w:rPr>
-              <w:t>Sản phẩm thực hành đạt yêu cầu.</w:t>
-            </w:r>
-          </w:p>
-          <w:p>
-            <w:pPr>
-              <w:spacing w:line="360" w:lineRule="auto" w:after="40"/>
-              <w:jc w:val="left"/>
-            </w:pPr>
-            <w:r>
-              <w:rPr>
-                <w:rFonts w:ascii="Times New Roman" w:hAnsi="Times New Roman" w:eastAsia="Times New Roman"/>
-                <w:b w:val="0"/>
-                <w:i w:val="0"/>
-                <w:sz w:val="26"/>
-              </w:rPr>
-              <w:t>HS tự tin thao tác trên máy.</w:t>
+            <w:r>
+              <w:rPr>
+                <w:rFonts w:ascii="Times New Roman" w:hAnsi="Times New Roman" w:eastAsia="Times New Roman"/>
+                <w:b w:val="0"/>
+                <w:i w:val="0"/>
+                <w:sz w:val="26"/>
+              </w:rPr>
+              <w:t>- HS phân loại biểu tượng: thư mục (folder vàng) và file (ảnh, Word...).</w:t>
+            </w:r>
+          </w:p>
+          <w:p>
+            <w:r>
+              <w:rPr>
+                <w:rFonts w:ascii="Times New Roman" w:hAnsi="Times New Roman" w:eastAsia="Times New Roman"/>
+                <w:b w:val="0"/>
+                <w:i w:val="0"/>
+                <w:sz w:val="26"/>
+              </w:rPr>
+              <w:t>- HS lên chỉ và trả lời.</w:t>
+            </w:r>
+          </w:p>
+          <w:p>
+            <w:r>
+              <w:rPr>
+                <w:rFonts w:ascii="Times New Roman" w:hAnsi="Times New Roman" w:eastAsia="Times New Roman"/>
+                <w:b w:val="0"/>
+                <w:i w:val="0"/>
+                <w:sz w:val="26"/>
+              </w:rPr>
+            </w:r>
+          </w:p>
+          <w:p>
+            <w:r>
+              <w:rPr>
+                <w:rFonts w:ascii="Times New Roman" w:hAnsi="Times New Roman" w:eastAsia="Times New Roman"/>
+                <w:b w:val="0"/>
+                <w:i w:val="0"/>
+                <w:sz w:val="26"/>
+              </w:rPr>
+              <w:t>- HS trả lời: Đáp án B – Cái tủ có ngăn.</w:t>
+            </w:r>
+          </w:p>
+          <w:p>
+            <w:r>
+              <w:rPr>
+                <w:rFonts w:ascii="Times New Roman" w:hAnsi="Times New Roman" w:eastAsia="Times New Roman"/>
+                <w:b w:val="0"/>
+                <w:i w:val="0"/>
+                <w:sz w:val="26"/>
+              </w:rPr>
+            </w:r>
+          </w:p>
+          <w:p>
+            <w:r>
+              <w:rPr>
+                <w:rFonts w:ascii="Times New Roman" w:hAnsi="Times New Roman" w:eastAsia="Times New Roman"/>
+                <w:b w:val="0"/>
+                <w:i w:val="0"/>
+                <w:sz w:val="26"/>
+              </w:rPr>
+              <w:t>Sản phẩm: HS phân loại đúng thư mục và file.</w:t>
             </w:r>
           </w:p>
         </w:tc>
@@ -1230,7 +1515,6 @@
               <w:spacing w:line="360" w:lineRule="auto" w:after="40"/>
               <w:jc w:val="left"/>
             </w:pPr>
-            <w:r/>
             <w:r>
               <w:rPr>
                 <w:rFonts w:ascii="Times New Roman" w:hAnsi="Times New Roman" w:eastAsia="Times New Roman"/>
@@ -1239,6 +1523,27 @@
                 <w:sz w:val="26"/>
               </w:rPr>
               <w:t>4. HOẠT ĐỘNG VẬN DỤNG, TRẢI NGHIỆM (5 phút)</w:t>
+            </w:r>
+          </w:p>
+          <w:p>
+            <w:r>
+              <w:rPr>
+                <w:rFonts w:ascii="Times New Roman" w:hAnsi="Times New Roman" w:eastAsia="Times New Roman"/>
+                <w:b w:val="0"/>
+                <w:i w:val="0"/>
+                <w:sz w:val="26"/>
+              </w:rPr>
+            </w:r>
+          </w:p>
+          <w:p>
+            <w:r>
+              <w:rPr>
+                <w:rFonts w:ascii="Times New Roman" w:hAnsi="Times New Roman" w:eastAsia="Times New Roman"/>
+                <w:b w:val="0"/>
+                <w:i w:val="0"/>
+                <w:sz w:val="26"/>
+              </w:rPr>
+              <w:t>- HS trả lời: BAI_HOC / HOC_TAP / BAN_BE...</w:t>
             </w:r>
           </w:p>
         </w:tc>
@@ -1259,90 +1564,47 @@
               <w:spacing w:line="360" w:lineRule="auto" w:after="40"/>
               <w:jc w:val="left"/>
             </w:pPr>
-            <w:r/>
-            <w:r>
-              <w:rPr>
-                <w:rFonts w:ascii="Times New Roman" w:hAnsi="Times New Roman" w:eastAsia="Times New Roman"/>
-                <w:b w:val="0"/>
-                <w:i w:val="0"/>
-                <w:sz w:val="26"/>
-              </w:rPr>
-              <w:t>GV: Đặt câu hỏi liên hệ thực tế.</w:t>
-            </w:r>
-          </w:p>
-          <w:p>
-            <w:pPr>
-              <w:spacing w:line="360" w:lineRule="auto" w:after="40"/>
-              <w:jc w:val="left"/>
-            </w:pPr>
-            <w:r>
-              <w:rPr>
-                <w:rFonts w:ascii="Times New Roman" w:hAnsi="Times New Roman" w:eastAsia="Times New Roman"/>
-                <w:b w:val="0"/>
-                <w:i w:val="0"/>
-                <w:sz w:val="26"/>
-              </w:rPr>
-              <w:t>- Giao nhiệm vụ về nhà.</w:t>
-            </w:r>
-          </w:p>
-          <w:p>
-            <w:pPr>
-              <w:spacing w:line="360" w:lineRule="auto" w:after="40"/>
-              <w:jc w:val="left"/>
-            </w:pPr>
-            <w:r>
-              <w:rPr>
-                <w:rFonts w:ascii="Times New Roman" w:hAnsi="Times New Roman" w:eastAsia="Times New Roman"/>
-                <w:b w:val="0"/>
-                <w:i w:val="0"/>
-                <w:sz w:val="26"/>
-              </w:rPr>
-              <w:t>- Hướng dẫn tắt máy, xếp gọn phòng học.</w:t>
-            </w:r>
-          </w:p>
-          <w:p>
-            <w:pPr>
-              <w:spacing w:line="360" w:lineRule="auto" w:after="40"/>
-              <w:jc w:val="left"/>
-            </w:pPr>
-            <w:r>
-              <w:rPr>
-                <w:rFonts w:ascii="Times New Roman" w:hAnsi="Times New Roman" w:eastAsia="Times New Roman"/>
-                <w:b w:val="0"/>
-                <w:i w:val="0"/>
-                <w:sz w:val="26"/>
-              </w:rPr>
-              <w:t>HS: Suy nghĩ ý tưởng ứng dụng.</w:t>
-            </w:r>
-          </w:p>
-          <w:p>
-            <w:pPr>
-              <w:spacing w:line="360" w:lineRule="auto" w:after="40"/>
-              <w:jc w:val="left"/>
-            </w:pPr>
-            <w:r>
-              <w:rPr>
-                <w:rFonts w:ascii="Times New Roman" w:hAnsi="Times New Roman" w:eastAsia="Times New Roman"/>
-                <w:b w:val="0"/>
-                <w:i w:val="0"/>
-                <w:sz w:val="26"/>
-              </w:rPr>
-              <w:t>- Ghi nhận nhiệm vụ về nhà.</w:t>
-            </w:r>
-          </w:p>
-          <w:p>
-            <w:pPr>
-              <w:spacing w:line="360" w:lineRule="auto" w:after="40"/>
-              <w:jc w:val="left"/>
-            </w:pPr>
-            <w:r>
-              <w:rPr>
-                <w:rFonts w:ascii="Times New Roman" w:hAnsi="Times New Roman" w:eastAsia="Times New Roman"/>
-                <w:b w:val="0"/>
-                <w:i w:val="0"/>
-                <w:sz w:val="26"/>
-              </w:rPr>
-              <w:t>- Tắt máy an toàn, xếp bàn ghế.</w:t>
+            <w:r>
+              <w:rPr>
+                <w:rFonts w:ascii="Times New Roman" w:hAnsi="Times New Roman" w:eastAsia="Times New Roman"/>
+                <w:b w:val="0"/>
+                <w:i w:val="0"/>
+                <w:sz w:val="26"/>
+              </w:rPr>
+              <w:t>- GV gọi 2-3 HS trả lời.</w:t>
+            </w:r>
+          </w:p>
+          <w:p>
+            <w:r>
+              <w:rPr>
+                <w:rFonts w:ascii="Times New Roman" w:hAnsi="Times New Roman" w:eastAsia="Times New Roman"/>
+                <w:b w:val="0"/>
+                <w:i w:val="0"/>
+                <w:sz w:val="26"/>
+              </w:rPr>
+              <w:t>- GV chốt: Em nên đặt tên thư mục rõ ràng, dễ hiểu (VD: BAI_HOC, HINH_ANH, AM_NHAC...).</w:t>
+            </w:r>
+          </w:p>
+          <w:p>
+            <w:r>
+              <w:rPr>
+                <w:rFonts w:ascii="Times New Roman" w:hAnsi="Times New Roman" w:eastAsia="Times New Roman"/>
+                <w:b w:val="0"/>
+                <w:i w:val="0"/>
+                <w:sz w:val="26"/>
+              </w:rPr>
+              <w:t>- GV dặn dò: Về nhà quan sát thư mục trong máy tính gia đình (nếu có).</w:t>
+            </w:r>
+          </w:p>
+          <w:p>
+            <w:r>
+              <w:rPr>
+                <w:rFonts w:ascii="Times New Roman" w:hAnsi="Times New Roman" w:eastAsia="Times New Roman"/>
+                <w:b w:val="0"/>
+                <w:i w:val="0"/>
+                <w:sz w:val="26"/>
+              </w:rPr>
+              <w:t>- GV hướng dẫn tắt máy, xếp gọn phòng học.</w:t>
             </w:r>
           </w:p>
         </w:tc>
@@ -1361,30 +1623,25 @@
               <w:spacing w:line="360" w:lineRule="auto" w:after="40"/>
               <w:jc w:val="left"/>
             </w:pPr>
-            <w:r/>
-            <w:r>
-              <w:rPr>
-                <w:rFonts w:ascii="Times New Roman" w:hAnsi="Times New Roman" w:eastAsia="Times New Roman"/>
-                <w:b w:val="0"/>
-                <w:i w:val="0"/>
-                <w:sz w:val="26"/>
-              </w:rPr>
-              <w:t>HS liên hệ được kiến thức với thực tế.</w:t>
-            </w:r>
-          </w:p>
-          <w:p>
-            <w:pPr>
-              <w:spacing w:line="360" w:lineRule="auto" w:after="40"/>
-              <w:jc w:val="left"/>
-            </w:pPr>
-            <w:r>
-              <w:rPr>
-                <w:rFonts w:ascii="Times New Roman" w:hAnsi="Times New Roman" w:eastAsia="Times New Roman"/>
-                <w:b w:val="0"/>
-                <w:i w:val="0"/>
-                <w:sz w:val="26"/>
-              </w:rPr>
-              <w:t>Phòng máy được thu dọn gọn gàng.</w:t>
+            <w:r>
+              <w:rPr>
+                <w:rFonts w:ascii="Times New Roman" w:hAnsi="Times New Roman" w:eastAsia="Times New Roman"/>
+                <w:b w:val="0"/>
+                <w:i w:val="0"/>
+                <w:sz w:val="26"/>
+              </w:rPr>
+              <w:t>- HS ghi nhận: đặt tên thư mục rõ ràng.</w:t>
+            </w:r>
+          </w:p>
+          <w:p>
+            <w:r>
+              <w:rPr>
+                <w:rFonts w:ascii="Times New Roman" w:hAnsi="Times New Roman" w:eastAsia="Times New Roman"/>
+                <w:b w:val="0"/>
+                <w:i w:val="0"/>
+                <w:sz w:val="26"/>
+              </w:rPr>
+              <w:t>- Phòng máy được thu dọn gọn gàng.</w:t>
             </w:r>
           </w:p>
         </w:tc>
@@ -1403,7 +1660,7 @@
       </w:pPr>
       <w:r>
         <w:rPr>
-          <w:rFonts w:ascii="Times New Roman" w:hAnsi="Times New Roman" w:eastAsia="Times New Roman"/>
+          <w:rFonts w:ascii="Times New Roman" w:hAnsi="Times New Roman" w:eastAsia="Times New Roman" w:cs="Times New Roman"/>
           <w:b/>
           <w:i w:val="0"/>
           <w:sz w:val="26"/>
@@ -1418,7 +1675,7 @@
       </w:pPr>
       <w:r>
         <w:rPr>
-          <w:rFonts w:ascii="Times New Roman" w:hAnsi="Times New Roman" w:eastAsia="Times New Roman"/>
+          <w:rFonts w:ascii="Times New Roman" w:hAnsi="Times New Roman" w:eastAsia="Times New Roman" w:cs="Times New Roman"/>
           <w:b/>
           <w:i/>
           <w:sz w:val="26"/>
@@ -1433,7 +1690,7 @@
       </w:pPr>
       <w:r>
         <w:rPr>
-          <w:rFonts w:ascii="Times New Roman" w:hAnsi="Times New Roman" w:eastAsia="Times New Roman"/>
+          <w:rFonts w:ascii="Times New Roman" w:hAnsi="Times New Roman" w:eastAsia="Times New Roman" w:cs="Times New Roman"/>
           <w:b w:val="0"/>
           <w:i w:val="0"/>
           <w:sz w:val="26"/>
@@ -1481,10 +1738,15 @@
               <w:spacing w:line="360" w:lineRule="auto" w:after="40"/>
               <w:jc w:val="center"/>
             </w:pPr>
-            <w:r/>
-            <w:r>
-              <w:rPr>
-                <w:rFonts w:ascii="Times New Roman" w:hAnsi="Times New Roman" w:eastAsia="Times New Roman"/>
+            <w:r>
+              <w:rPr>
+                <w:rFonts w:ascii="Times New Roman" w:hAnsi="Times New Roman" w:cs="Times New Roman"/>
+                <w:sz w:val="26"/>
+              </w:rPr>
+            </w:r>
+            <w:r>
+              <w:rPr>
+                <w:rFonts w:ascii="Times New Roman" w:hAnsi="Times New Roman" w:eastAsia="Times New Roman" w:cs="Times New Roman"/>
                 <w:b/>
                 <w:i w:val="0"/>
                 <w:sz w:val="26"/>
@@ -1508,10 +1770,15 @@
               <w:spacing w:line="360" w:lineRule="auto" w:after="40"/>
               <w:jc w:val="center"/>
             </w:pPr>
-            <w:r/>
-            <w:r>
-              <w:rPr>
-                <w:rFonts w:ascii="Times New Roman" w:hAnsi="Times New Roman" w:eastAsia="Times New Roman"/>
+            <w:r>
+              <w:rPr>
+                <w:rFonts w:ascii="Times New Roman" w:hAnsi="Times New Roman" w:cs="Times New Roman"/>
+                <w:sz w:val="26"/>
+              </w:rPr>
+            </w:r>
+            <w:r>
+              <w:rPr>
+                <w:rFonts w:ascii="Times New Roman" w:hAnsi="Times New Roman" w:eastAsia="Times New Roman" w:cs="Times New Roman"/>
                 <w:b/>
                 <w:i w:val="0"/>
                 <w:sz w:val="26"/>
@@ -1535,10 +1802,15 @@
               <w:spacing w:line="360" w:lineRule="auto" w:after="40"/>
               <w:jc w:val="center"/>
             </w:pPr>
-            <w:r/>
-            <w:r>
-              <w:rPr>
-                <w:rFonts w:ascii="Times New Roman" w:hAnsi="Times New Roman" w:eastAsia="Times New Roman"/>
+            <w:r>
+              <w:rPr>
+                <w:rFonts w:ascii="Times New Roman" w:hAnsi="Times New Roman" w:cs="Times New Roman"/>
+                <w:sz w:val="26"/>
+              </w:rPr>
+            </w:r>
+            <w:r>
+              <w:rPr>
+                <w:rFonts w:ascii="Times New Roman" w:hAnsi="Times New Roman" w:eastAsia="Times New Roman" w:cs="Times New Roman"/>
                 <w:b/>
                 <w:i w:val="0"/>
                 <w:sz w:val="26"/>
@@ -1564,10 +1836,15 @@
               <w:spacing w:line="360" w:lineRule="auto" w:after="40"/>
               <w:jc w:val="center"/>
             </w:pPr>
-            <w:r/>
-            <w:r>
-              <w:rPr>
-                <w:rFonts w:ascii="Times New Roman" w:hAnsi="Times New Roman" w:eastAsia="Times New Roman"/>
+            <w:r>
+              <w:rPr>
+                <w:rFonts w:ascii="Times New Roman" w:hAnsi="Times New Roman" w:cs="Times New Roman"/>
+                <w:sz w:val="26"/>
+              </w:rPr>
+            </w:r>
+            <w:r>
+              <w:rPr>
+                <w:rFonts w:ascii="Times New Roman" w:hAnsi="Times New Roman" w:eastAsia="Times New Roman" w:cs="Times New Roman"/>
                 <w:b w:val="0"/>
                 <w:i/>
                 <w:sz w:val="26"/>
@@ -1591,10 +1868,15 @@
               <w:spacing w:line="360" w:lineRule="auto" w:after="40"/>
               <w:jc w:val="center"/>
             </w:pPr>
-            <w:r/>
-            <w:r>
-              <w:rPr>
-                <w:rFonts w:ascii="Times New Roman" w:hAnsi="Times New Roman" w:eastAsia="Times New Roman"/>
+            <w:r>
+              <w:rPr>
+                <w:rFonts w:ascii="Times New Roman" w:hAnsi="Times New Roman" w:cs="Times New Roman"/>
+                <w:sz w:val="26"/>
+              </w:rPr>
+            </w:r>
+            <w:r>
+              <w:rPr>
+                <w:rFonts w:ascii="Times New Roman" w:hAnsi="Times New Roman" w:eastAsia="Times New Roman" w:cs="Times New Roman"/>
                 <w:b w:val="0"/>
                 <w:i/>
                 <w:sz w:val="26"/>
@@ -1618,10 +1900,15 @@
               <w:spacing w:line="360" w:lineRule="auto" w:after="40"/>
               <w:jc w:val="center"/>
             </w:pPr>
-            <w:r/>
-            <w:r>
-              <w:rPr>
-                <w:rFonts w:ascii="Times New Roman" w:hAnsi="Times New Roman" w:eastAsia="Times New Roman"/>
+            <w:r>
+              <w:rPr>
+                <w:rFonts w:ascii="Times New Roman" w:hAnsi="Times New Roman" w:cs="Times New Roman"/>
+                <w:sz w:val="26"/>
+              </w:rPr>
+            </w:r>
+            <w:r>
+              <w:rPr>
+                <w:rFonts w:ascii="Times New Roman" w:hAnsi="Times New Roman" w:eastAsia="Times New Roman" w:cs="Times New Roman"/>
                 <w:b w:val="0"/>
                 <w:i/>
                 <w:sz w:val="26"/>
@@ -1647,10 +1934,15 @@
               <w:spacing w:line="360" w:lineRule="auto" w:after="40"/>
               <w:jc w:val="center"/>
             </w:pPr>
-            <w:r/>
-            <w:r>
-              <w:rPr>
-                <w:rFonts w:ascii="Times New Roman" w:hAnsi="Times New Roman" w:eastAsia="Times New Roman"/>
+            <w:r>
+              <w:rPr>
+                <w:rFonts w:ascii="Times New Roman" w:hAnsi="Times New Roman" w:cs="Times New Roman"/>
+                <w:sz w:val="26"/>
+              </w:rPr>
+            </w:r>
+            <w:r>
+              <w:rPr>
+                <w:rFonts w:ascii="Times New Roman" w:hAnsi="Times New Roman" w:eastAsia="Times New Roman" w:cs="Times New Roman"/>
                 <w:b w:val="0"/>
                 <w:i w:val="0"/>
                 <w:sz w:val="26"/>
@@ -1664,7 +1956,7 @@
             </w:pPr>
             <w:r>
               <w:rPr>
-                <w:rFonts w:ascii="Times New Roman" w:hAnsi="Times New Roman" w:eastAsia="Times New Roman"/>
+                <w:rFonts w:ascii="Times New Roman" w:hAnsi="Times New Roman" w:eastAsia="Times New Roman" w:cs="Times New Roman"/>
                 <w:b w:val="0"/>
                 <w:i w:val="0"/>
                 <w:sz w:val="26"/>
@@ -1678,7 +1970,7 @@
             </w:pPr>
             <w:r>
               <w:rPr>
-                <w:rFonts w:ascii="Times New Roman" w:hAnsi="Times New Roman" w:eastAsia="Times New Roman"/>
+                <w:rFonts w:ascii="Times New Roman" w:hAnsi="Times New Roman" w:eastAsia="Times New Roman" w:cs="Times New Roman"/>
                 <w:b w:val="0"/>
                 <w:i w:val="0"/>
                 <w:sz w:val="26"/>
@@ -1692,7 +1984,7 @@
             </w:pPr>
             <w:r>
               <w:rPr>
-                <w:rFonts w:ascii="Times New Roman" w:hAnsi="Times New Roman" w:eastAsia="Times New Roman"/>
+                <w:rFonts w:ascii="Times New Roman" w:hAnsi="Times New Roman" w:eastAsia="Times New Roman" w:cs="Times New Roman"/>
                 <w:b w:val="0"/>
                 <w:i w:val="0"/>
                 <w:sz w:val="26"/>
@@ -1715,10 +2007,15 @@
               <w:spacing w:line="360" w:lineRule="auto" w:after="40"/>
               <w:jc w:val="center"/>
             </w:pPr>
-            <w:r/>
-            <w:r>
-              <w:rPr>
-                <w:rFonts w:ascii="Times New Roman" w:hAnsi="Times New Roman" w:eastAsia="Times New Roman"/>
+            <w:r>
+              <w:rPr>
+                <w:rFonts w:ascii="Times New Roman" w:hAnsi="Times New Roman" w:cs="Times New Roman"/>
+                <w:sz w:val="26"/>
+              </w:rPr>
+            </w:r>
+            <w:r>
+              <w:rPr>
+                <w:rFonts w:ascii="Times New Roman" w:hAnsi="Times New Roman" w:eastAsia="Times New Roman" w:cs="Times New Roman"/>
                 <w:b w:val="0"/>
                 <w:i w:val="0"/>
                 <w:sz w:val="26"/>
@@ -1732,7 +2029,7 @@
             </w:pPr>
             <w:r>
               <w:rPr>
-                <w:rFonts w:ascii="Times New Roman" w:hAnsi="Times New Roman" w:eastAsia="Times New Roman"/>
+                <w:rFonts w:ascii="Times New Roman" w:hAnsi="Times New Roman" w:eastAsia="Times New Roman" w:cs="Times New Roman"/>
                 <w:b w:val="0"/>
                 <w:i w:val="0"/>
                 <w:sz w:val="26"/>
@@ -1746,7 +2043,7 @@
             </w:pPr>
             <w:r>
               <w:rPr>
-                <w:rFonts w:ascii="Times New Roman" w:hAnsi="Times New Roman" w:eastAsia="Times New Roman"/>
+                <w:rFonts w:ascii="Times New Roman" w:hAnsi="Times New Roman" w:eastAsia="Times New Roman" w:cs="Times New Roman"/>
                 <w:b w:val="0"/>
                 <w:i w:val="0"/>
                 <w:sz w:val="26"/>
@@ -1760,7 +2057,7 @@
             </w:pPr>
             <w:r>
               <w:rPr>
-                <w:rFonts w:ascii="Times New Roman" w:hAnsi="Times New Roman" w:eastAsia="Times New Roman"/>
+                <w:rFonts w:ascii="Times New Roman" w:hAnsi="Times New Roman" w:eastAsia="Times New Roman" w:cs="Times New Roman"/>
                 <w:b w:val="0"/>
                 <w:i w:val="0"/>
                 <w:sz w:val="26"/>
@@ -1789,10 +2086,15 @@
               <w:spacing w:line="360" w:lineRule="auto" w:after="40"/>
               <w:jc w:val="center"/>
             </w:pPr>
-            <w:r/>
-            <w:r>
-              <w:rPr>
-                <w:rFonts w:ascii="Times New Roman" w:hAnsi="Times New Roman" w:eastAsia="Times New Roman"/>
+            <w:r>
+              <w:rPr>
+                <w:rFonts w:ascii="Times New Roman" w:hAnsi="Times New Roman" w:cs="Times New Roman"/>
+                <w:sz w:val="26"/>
+              </w:rPr>
+            </w:r>
+            <w:r>
+              <w:rPr>
+                <w:rFonts w:ascii="Times New Roman" w:hAnsi="Times New Roman" w:eastAsia="Times New Roman" w:cs="Times New Roman"/>
                 <w:b/>
                 <w:i w:val="0"/>
                 <w:sz w:val="26"/>
@@ -1806,7 +2108,7 @@
             </w:pPr>
             <w:r>
               <w:rPr>
-                <w:rFonts w:ascii="Times New Roman" w:hAnsi="Times New Roman" w:eastAsia="Times New Roman"/>
+                <w:rFonts w:ascii="Times New Roman" w:hAnsi="Times New Roman" w:eastAsia="Times New Roman" w:cs="Times New Roman"/>
                 <w:b/>
                 <w:i w:val="0"/>
                 <w:sz w:val="26"/>
@@ -1820,7 +2122,7 @@
             </w:pPr>
             <w:r>
               <w:rPr>
-                <w:rFonts w:ascii="Times New Roman" w:hAnsi="Times New Roman" w:eastAsia="Times New Roman"/>
+                <w:rFonts w:ascii="Times New Roman" w:hAnsi="Times New Roman" w:eastAsia="Times New Roman" w:cs="Times New Roman"/>
                 <w:b/>
                 <w:i w:val="0"/>
                 <w:sz w:val="26"/>
@@ -1834,7 +2136,7 @@
             </w:pPr>
             <w:r>
               <w:rPr>
-                <w:rFonts w:ascii="Times New Roman" w:hAnsi="Times New Roman" w:eastAsia="Times New Roman"/>
+                <w:rFonts w:ascii="Times New Roman" w:hAnsi="Times New Roman" w:eastAsia="Times New Roman" w:cs="Times New Roman"/>
                 <w:b/>
                 <w:i w:val="0"/>
                 <w:sz w:val="26"/>

--- a/KHBD_Tin_học/Lớp_2/Tuần_07/KHBD_Tin_hoc_Lớp_2_Tiet06_Thu_muc_la_gi.docx
+++ b/KHBD_Tin_học/Lớp_2/Tuần_07/KHBD_Tin_hoc_Lớp_2_Tiet06_Thu_muc_la_gi.docx
@@ -420,18 +420,29 @@
     </w:p>
     <w:p>
       <w:pPr>
-        <w:spacing w:line="319" w:lineRule="auto" w:after="60" w:before="0"/>
-        <w:ind w:firstLine="0" w:left="850"/>
+        <w:spacing w:line="276" w:lineRule="auto" w:after="0" w:before="0"/>
+        <w:ind w:left="850" w:firstLine="0"/>
         <w:jc w:val="both"/>
       </w:pPr>
       <w:r>
         <w:rPr>
-          <w:rFonts w:ascii="Times New Roman" w:hAnsi="Times New Roman" w:eastAsia="Times New Roman" w:cs="Times New Roman"/>
-          <w:b w:val="0"/>
-          <w:i w:val="0"/>
+          <w:rFonts w:ascii="Times New Roman" w:hAnsi="Times New Roman" w:cs="Times New Roman"/>
           <w:sz w:val="26"/>
         </w:rPr>
-        <w:t>- Miền V. Giải quyết vấn đề (thành tố 5.3. Sử dụng sáng tạo công nghệ số – Bậc 1): Sử dụng công cụ số để giải quyết vấn đề đơn giản trong bài học. (Đạt được thông qua Hoạt động 2, Hoạt động 3)</w:t>
+        <w:t>- 1.3.CB1a: Xác định được cách tổ chức, lưu trữ và truy xuất dữ liệu, thông tin và nội dung một cách đơn giản trong môi trường số. (Tổ chức, lưu trữ, đổi tên và sắp xếp dữ liệu, tệp tin và thư mục khoa học). (Đạt được thông qua Hoạt động 2, Hoạt động 3)</w:t>
+      </w:r>
+    </w:p>
+    <w:p>
+      <w:pPr>
+        <w:spacing w:after="0" w:line="276" w:lineRule="auto"/>
+        <w:ind w:left="850" w:firstLine="0"/>
+      </w:pPr>
+      <w:r>
+        <w:rPr>
+          <w:rFonts w:ascii="Times New Roman" w:hAnsi="Times New Roman" w:cs="Times New Roman"/>
+          <w:sz w:val="26"/>
+        </w:rPr>
+        <w:t>- 1.1.CB1c: Xác định được các chiến lược tìm kiếm đơn giản. (Nhận diện, tìm kiếm và truy xuất thông tin, dữ liệu trong môi trường máy tính). (Đạt được thông qua Hoạt động 1, Hoạt động 4)</w:t>
       </w:r>
     </w:p>
     <w:p>
